--- a/paper/submission/Checklist_partial.docx
+++ b/paper/submission/Checklist_partial.docx
@@ -2525,6 +2525,9 @@
               </w:rPr>
               <w:wordWrap w:val="1"/>
             </w:pPr>
+            <w:r>
+              <w:t>0000-0003-3361-0756</w:t>
+            </w:r>
           </w:p>
         </w:tc>
         <w:tc>
@@ -2562,7 +2565,7 @@
                     <w:rFonts w:ascii="Segoe UI Symbol" w:eastAsia="MS Gothic" w:hAnsi="Segoe UI Symbol" w:cs="Segoe UI Symbol"/>
                     <w:sz w:val="22"/>
                   </w:rPr>
-                  <w:t>☐</w:t>
+                  <w:t>☒</w:t>
                 </w:r>
               </w:sdtContent>
             </w:sdt>
@@ -7587,7 +7590,7 @@
                     <w:sz w:val="22"/>
                     <w:szCs w:val="22"/>
                   </w:rPr>
-                  <w:t>☐</w:t>
+                  <w:t>☒</w:t>
                 </w:r>
               </w:sdtContent>
             </w:sdt>
@@ -7769,7 +7772,7 @@
                     <w:sz w:val="22"/>
                     <w:szCs w:val="22"/>
                   </w:rPr>
-                  <w:t>☐</w:t>
+                  <w:t>☒</w:t>
                 </w:r>
               </w:sdtContent>
             </w:sdt>
@@ -8216,7 +8219,7 @@
                     <w:sz w:val="22"/>
                     <w:szCs w:val="22"/>
                   </w:rPr>
-                  <w:t>☐</w:t>
+                  <w:t>☒</w:t>
                 </w:r>
               </w:sdtContent>
             </w:sdt>
@@ -8400,7 +8403,7 @@
                     <w:sz w:val="22"/>
                     <w:szCs w:val="22"/>
                   </w:rPr>
-                  <w:t>☐</w:t>
+                  <w:t>☒</w:t>
                 </w:r>
               </w:sdtContent>
             </w:sdt>
